--- a/www-html/files/Application_form.docx
+++ b/www-html/files/Application_form.docx
@@ -1,6 +1,6 @@
 
 <file path=word/document.xml><?xml version="1.0" encoding="utf-8"?>
-<w:document xmlns:wpc="http://schemas.microsoft.com/office/word/2010/wordprocessingCanvas" xmlns:cx="http://schemas.microsoft.com/office/drawing/2014/chartex" xmlns:cx1="http://schemas.microsoft.com/office/drawing/2015/9/8/chartex" xmlns:cx2="http://schemas.microsoft.com/office/drawing/2015/10/21/chartex" xmlns:cx3="http://schemas.microsoft.com/office/drawing/2016/5/9/chartex" xmlns:cx4="http://schemas.microsoft.com/office/drawing/2016/5/10/chartex" xmlns:cx5="http://schemas.microsoft.com/office/drawing/2016/5/11/chartex" xmlns:cx6="http://schemas.microsoft.com/office/drawing/2016/5/12/chartex" xmlns:cx7="http://schemas.microsoft.com/office/drawing/2016/5/13/chartex" xmlns:cx8="http://schemas.microsoft.com/office/drawing/2016/5/14/chartex" xmlns:mc="http://schemas.openxmlformats.org/markup-compatibility/2006" xmlns:m="http://schemas.openxmlformats.org/officeDocument/2006/math" xmlns:aink="http://schemas.microsoft.com/office/drawing/2016/ink" xmlns:am3d="http://schemas.microsoft.com/office/drawing/2017/model3d" xmlns:oel="http://schemas.microsoft.com/office/2019/extlst" xmlns:r="http://schemas.openxmlformats.org/officeDocument/2006/relationships" xmlns:wp14="http://schemas.microsoft.com/office/word/2010/wordprocessingDrawing" xmlns:wp="http://schemas.openxmlformats.org/drawingml/2006/wordprocessingDrawing" xmlns:wpg="http://schemas.microsoft.com/office/word/2010/wordprocessingGroup" xmlns:wpi="http://schemas.microsoft.com/office/word/2010/wordprocessingInk" xmlns:wps="http://schemas.microsoft.com/office/word/2010/wordprocessingShape" xmlns:o="urn:schemas-microsoft-com:office:office" xmlns:v="urn:schemas-microsoft-com:vml" xmlns:w10="urn:schemas-microsoft-com:office:word" xmlns:w="http://schemas.openxmlformats.org/wordprocessingml/2006/main" xmlns:w14="http://schemas.microsoft.com/office/word/2010/wordml" xmlns:w15="http://schemas.microsoft.com/office/word/2012/wordml" xmlns:w16cei="http://schemas.microsoft.com/office/word/2026/wordml/cei" xmlns:w16cex="http://schemas.microsoft.com/office/word/2018/wordml/cex" xmlns:w16cid="http://schemas.microsoft.com/office/word/2016/wordml/cid" xmlns:w16="http://schemas.microsoft.com/office/word/2018/wordml" xmlns:w16sdtdh="http://schemas.microsoft.com/office/word/2020/wordml/sdtdatahash" xmlns:w16sdtfl="http://schemas.microsoft.com/office/word/2024/wordml/sdtformatlock" xmlns:w16se="http://schemas.microsoft.com/office/word/2015/wordml/symex" xmlns:w16du="http://schemas.microsoft.com/office/word/2023/wordml/word16du" xmlns:wne="http://schemas.microsoft.com/office/word/2006/wordml" mc:Ignorable="w14 w15 w16se w16cid w16 w16cex w16sdtdh w16sdtfl w16du wp14">
+<w:document xmlns:wpc="http://schemas.microsoft.com/office/word/2010/wordprocessingCanvas" xmlns:cx="http://schemas.microsoft.com/office/drawing/2014/chartex" xmlns:cx1="http://schemas.microsoft.com/office/drawing/2015/9/8/chartex" xmlns:cx2="http://schemas.microsoft.com/office/drawing/2015/10/21/chartex" xmlns:cx3="http://schemas.microsoft.com/office/drawing/2016/5/9/chartex" xmlns:cx4="http://schemas.microsoft.com/office/drawing/2016/5/10/chartex" xmlns:cx5="http://schemas.microsoft.com/office/drawing/2016/5/11/chartex" xmlns:cx6="http://schemas.microsoft.com/office/drawing/2016/5/12/chartex" xmlns:cx7="http://schemas.microsoft.com/office/drawing/2016/5/13/chartex" xmlns:cx8="http://schemas.microsoft.com/office/drawing/2016/5/14/chartex" xmlns:mc="http://schemas.openxmlformats.org/markup-compatibility/2006" xmlns:m="http://schemas.openxmlformats.org/officeDocument/2006/math" xmlns:aink="http://schemas.microsoft.com/office/drawing/2016/ink" xmlns:am3d="http://schemas.microsoft.com/office/drawing/2017/model3d" xmlns:oel="http://schemas.microsoft.com/office/2019/extlst" xmlns:r="http://schemas.openxmlformats.org/officeDocument/2006/relationships" xmlns:wp14="http://schemas.microsoft.com/office/word/2010/wordprocessingDrawing" xmlns:wp="http://schemas.openxmlformats.org/drawingml/2006/wordprocessingDrawing" xmlns:wpg="http://schemas.microsoft.com/office/word/2010/wordprocessingGroup" xmlns:wpi="http://schemas.microsoft.com/office/word/2010/wordprocessingInk" xmlns:wps="http://schemas.microsoft.com/office/word/2010/wordprocessingShape" xmlns:o="urn:schemas-microsoft-com:office:office" xmlns:v="urn:schemas-microsoft-com:vml" xmlns:w10="urn:schemas-microsoft-com:office:word" xmlns:w="http://schemas.openxmlformats.org/wordprocessingml/2006/main" xmlns:w14="http://schemas.microsoft.com/office/word/2010/wordml" xmlns:w15="http://schemas.microsoft.com/office/word/2012/wordml" xmlns:w16cex="http://schemas.microsoft.com/office/word/2018/wordml/cex" xmlns:w16cid="http://schemas.microsoft.com/office/word/2016/wordml/cid" xmlns:w16="http://schemas.microsoft.com/office/word/2018/wordml" xmlns:w16sdtdh="http://schemas.microsoft.com/office/word/2020/wordml/sdtdatahash" xmlns:w16sdtfl="http://schemas.microsoft.com/office/word/2024/wordml/sdtformatlock" xmlns:w16se="http://schemas.microsoft.com/office/word/2015/wordml/symex" xmlns:w16du="http://schemas.microsoft.com/office/word/2023/wordml/word16du" xmlns:wne="http://schemas.microsoft.com/office/word/2006/wordml" mc:Ignorable="w14 w15 w16se w16cid w16 w16cex w16sdtdh w16sdtfl w16du wp14">
   <w:body>
     <w:p>
       <w:pPr>
@@ -15,7 +15,6 @@
       </w:pPr>
       <w:bookmarkStart w:id="0" w:name="_top"/>
       <w:bookmarkEnd w:id="0"/>
-      <w:proofErr w:type="spellStart"/>
       <w:r>
         <w:rPr>
           <w:rFonts w:asciiTheme="minorHAnsi" w:eastAsiaTheme="minorHAnsi"/>
@@ -23,9 +22,17 @@
           <w:bCs/>
           <w:sz w:val="30"/>
         </w:rPr>
-        <w:t>과학지능정보융합전공</w:t>
+        <w:t>과학지능정보</w:t>
       </w:r>
-      <w:proofErr w:type="spellEnd"/>
+      <w:r>
+        <w:rPr>
+          <w:rFonts w:asciiTheme="minorHAnsi" w:eastAsiaTheme="minorHAnsi" w:hint="eastAsia"/>
+          <w:b/>
+          <w:bCs/>
+          <w:sz w:val="30"/>
+        </w:rPr>
+        <w:t xml:space="preserve"> </w:t>
+      </w:r>
       <w:r>
         <w:rPr>
           <w:rFonts w:asciiTheme="minorHAnsi" w:eastAsiaTheme="minorHAnsi"/>
@@ -33,7 +40,7 @@
           <w:bCs/>
           <w:sz w:val="30"/>
         </w:rPr>
-        <w:t xml:space="preserve"> 교육용 서버 사용 신청서</w:t>
+        <w:t>융합전공 교육용 서버 사용 신청서</w:t>
       </w:r>
     </w:p>
     <w:p>
@@ -126,7 +133,7 @@
               <w:spacing w:line="240" w:lineRule="auto"/>
               <w:jc w:val="center"/>
               <w:rPr>
-                <w:rFonts w:asciiTheme="minorHAnsi" w:eastAsiaTheme="minorHAnsi" w:hint="eastAsia"/>
+                <w:rFonts w:asciiTheme="minorHAnsi" w:eastAsiaTheme="minorHAnsi"/>
                 <w:b/>
                 <w:bCs/>
               </w:rPr>
@@ -172,7 +179,7 @@
               <w:spacing w:line="240" w:lineRule="auto"/>
               <w:jc w:val="center"/>
               <w:rPr>
-                <w:rFonts w:asciiTheme="minorHAnsi" w:eastAsiaTheme="minorHAnsi" w:hint="eastAsia"/>
+                <w:rFonts w:asciiTheme="minorHAnsi" w:eastAsiaTheme="minorHAnsi"/>
                 <w:b/>
               </w:rPr>
             </w:pPr>
@@ -202,7 +209,7 @@
               <w:wordWrap/>
               <w:spacing w:line="240" w:lineRule="auto"/>
               <w:rPr>
-                <w:rFonts w:asciiTheme="minorHAnsi" w:eastAsiaTheme="minorHAnsi" w:hint="eastAsia"/>
+                <w:rFonts w:asciiTheme="minorHAnsi" w:eastAsiaTheme="minorHAnsi"/>
               </w:rPr>
             </w:pPr>
             <w:r>
@@ -231,7 +238,7 @@
               <w:spacing w:line="240" w:lineRule="auto"/>
               <w:jc w:val="center"/>
               <w:rPr>
-                <w:rFonts w:asciiTheme="minorHAnsi" w:eastAsiaTheme="minorHAnsi" w:hint="eastAsia"/>
+                <w:rFonts w:asciiTheme="minorHAnsi" w:eastAsiaTheme="minorHAnsi"/>
                 <w:b/>
               </w:rPr>
             </w:pPr>
@@ -263,7 +270,7 @@
               <w:ind w:firstLineChars="50" w:firstLine="90"/>
               <w:jc w:val="left"/>
               <w:rPr>
-                <w:rFonts w:asciiTheme="minorHAnsi" w:eastAsiaTheme="minorHAnsi" w:hint="eastAsia"/>
+                <w:rFonts w:asciiTheme="minorHAnsi" w:eastAsiaTheme="minorHAnsi"/>
                 <w:color w:val="000000" w:themeColor="text1"/>
                 <w:sz w:val="18"/>
                 <w:szCs w:val="22"/>
@@ -348,7 +355,7 @@
               <w:spacing w:line="240" w:lineRule="auto"/>
               <w:jc w:val="center"/>
               <w:rPr>
-                <w:rFonts w:asciiTheme="minorHAnsi" w:eastAsiaTheme="minorHAnsi" w:hint="eastAsia"/>
+                <w:rFonts w:asciiTheme="minorHAnsi" w:eastAsiaTheme="minorHAnsi"/>
               </w:rPr>
             </w:pPr>
             <w:r>
@@ -444,12 +451,21 @@
               <w:ind w:firstLineChars="50" w:firstLine="90"/>
               <w:jc w:val="left"/>
               <w:rPr>
+                <w:rFonts w:asciiTheme="minorHAnsi" w:eastAsiaTheme="minorHAnsi"/>
+                <w:color w:val="00B0F0"/>
+                <w:sz w:val="18"/>
+                <w:szCs w:val="22"/>
+              </w:rPr>
+            </w:pPr>
+            <w:r>
+              <w:rPr>
                 <w:rFonts w:asciiTheme="minorHAnsi" w:eastAsiaTheme="minorHAnsi" w:hint="eastAsia"/>
                 <w:color w:val="00B0F0"/>
                 <w:sz w:val="18"/>
                 <w:szCs w:val="22"/>
               </w:rPr>
-            </w:pPr>
+              <w:t>기존계정이 있는</w:t>
+            </w:r>
             <w:r>
               <w:rPr>
                 <w:rFonts w:asciiTheme="minorHAnsi" w:eastAsiaTheme="minorHAnsi" w:hint="eastAsia"/>
@@ -457,9 +473,8 @@
                 <w:sz w:val="18"/>
                 <w:szCs w:val="22"/>
               </w:rPr>
-              <w:t xml:space="preserve">기존계정이 </w:t>
-            </w:r>
-            <w:proofErr w:type="spellStart"/>
+              <w:t xml:space="preserve"> </w:t>
+            </w:r>
             <w:r>
               <w:rPr>
                 <w:rFonts w:asciiTheme="minorHAnsi" w:eastAsiaTheme="minorHAnsi" w:hint="eastAsia"/>
@@ -467,17 +482,7 @@
                 <w:sz w:val="18"/>
                 <w:szCs w:val="22"/>
               </w:rPr>
-              <w:t>있는경우</w:t>
-            </w:r>
-            <w:proofErr w:type="spellEnd"/>
-            <w:r>
-              <w:rPr>
-                <w:rFonts w:asciiTheme="minorHAnsi" w:eastAsiaTheme="minorHAnsi" w:hint="eastAsia"/>
-                <w:color w:val="00B0F0"/>
-                <w:sz w:val="18"/>
-                <w:szCs w:val="22"/>
-              </w:rPr>
-              <w:t xml:space="preserve"> 기존계정 입력</w:t>
+              <w:t>경우 기존계정 입력</w:t>
             </w:r>
           </w:p>
         </w:tc>
@@ -504,7 +509,7 @@
               <w:spacing w:line="240" w:lineRule="auto"/>
               <w:jc w:val="center"/>
               <w:rPr>
-                <w:rFonts w:asciiTheme="minorHAnsi" w:eastAsiaTheme="minorHAnsi" w:hint="eastAsia"/>
+                <w:rFonts w:asciiTheme="minorHAnsi" w:eastAsiaTheme="minorHAnsi"/>
               </w:rPr>
             </w:pPr>
             <w:r>
@@ -535,7 +540,7 @@
               <w:ind w:firstLineChars="50" w:firstLine="100"/>
               <w:jc w:val="left"/>
               <w:rPr>
-                <w:rFonts w:asciiTheme="minorHAnsi" w:eastAsiaTheme="minorHAnsi" w:hint="eastAsia"/>
+                <w:rFonts w:asciiTheme="minorHAnsi" w:eastAsiaTheme="minorHAnsi"/>
               </w:rPr>
             </w:pPr>
             <w:r>
@@ -639,21 +644,7 @@
                   <w:rStyle w:val="ad"/>
                   <w:rFonts w:asciiTheme="minorHAnsi" w:eastAsiaTheme="minorHAnsi"/>
                 </w:rPr>
-                <w:t>johndoe@kh</w:t>
-              </w:r>
-              <w:r>
-                <w:rPr>
-                  <w:rStyle w:val="ad"/>
-                  <w:rFonts w:asciiTheme="minorHAnsi" w:eastAsiaTheme="minorHAnsi"/>
-                </w:rPr>
-                <w:t>u</w:t>
-              </w:r>
-              <w:r>
-                <w:rPr>
-                  <w:rStyle w:val="ad"/>
-                  <w:rFonts w:asciiTheme="minorHAnsi" w:eastAsiaTheme="minorHAnsi"/>
-                </w:rPr>
-                <w:t>.ac.kr</w:t>
+                <w:t>johndoe@khu.ac.kr</w:t>
               </w:r>
             </w:hyperlink>
           </w:p>
@@ -681,7 +672,7 @@
               <w:spacing w:line="240" w:lineRule="auto"/>
               <w:jc w:val="center"/>
               <w:rPr>
-                <w:rFonts w:asciiTheme="minorHAnsi" w:eastAsiaTheme="minorHAnsi" w:hint="eastAsia"/>
+                <w:rFonts w:asciiTheme="minorHAnsi" w:eastAsiaTheme="minorHAnsi"/>
                 <w:b/>
               </w:rPr>
             </w:pPr>
@@ -713,7 +704,7 @@
               <w:ind w:firstLineChars="50" w:firstLine="90"/>
               <w:jc w:val="left"/>
               <w:rPr>
-                <w:rFonts w:asciiTheme="minorHAnsi" w:eastAsiaTheme="minorHAnsi" w:hint="eastAsia"/>
+                <w:rFonts w:asciiTheme="minorHAnsi" w:eastAsiaTheme="minorHAnsi"/>
               </w:rPr>
             </w:pPr>
             <w:r>
@@ -723,9 +714,8 @@
                 <w:sz w:val="18"/>
                 <w:szCs w:val="22"/>
               </w:rPr>
-              <w:t xml:space="preserve">(해당사항 </w:t>
-            </w:r>
-            <w:proofErr w:type="spellStart"/>
+              <w:t>(해당사항 없는</w:t>
+            </w:r>
             <w:r>
               <w:rPr>
                 <w:rFonts w:asciiTheme="minorHAnsi" w:eastAsiaTheme="minorHAnsi" w:hint="eastAsia"/>
@@ -733,9 +723,8 @@
                 <w:sz w:val="18"/>
                 <w:szCs w:val="22"/>
               </w:rPr>
-              <w:t>없는경우</w:t>
-            </w:r>
-            <w:proofErr w:type="spellEnd"/>
+              <w:t xml:space="preserve"> </w:t>
+            </w:r>
             <w:r>
               <w:rPr>
                 <w:rFonts w:asciiTheme="minorHAnsi" w:eastAsiaTheme="minorHAnsi" w:hint="eastAsia"/>
@@ -743,7 +732,7 @@
                 <w:sz w:val="18"/>
                 <w:szCs w:val="22"/>
               </w:rPr>
-              <w:t xml:space="preserve"> 공란)</w:t>
+              <w:t>경우 공란)</w:t>
             </w:r>
           </w:p>
         </w:tc>
@@ -765,7 +754,7 @@
               <w:spacing w:line="240" w:lineRule="auto"/>
               <w:jc w:val="center"/>
               <w:rPr>
-                <w:rFonts w:asciiTheme="minorHAnsi" w:eastAsiaTheme="minorHAnsi" w:hint="eastAsia"/>
+                <w:rFonts w:asciiTheme="minorHAnsi" w:eastAsiaTheme="minorHAnsi"/>
                 <w:b/>
               </w:rPr>
             </w:pPr>
@@ -867,7 +856,7 @@
               <w:spacing w:line="240" w:lineRule="auto"/>
               <w:jc w:val="center"/>
               <w:rPr>
-                <w:rFonts w:asciiTheme="minorHAnsi" w:eastAsiaTheme="minorHAnsi" w:hint="eastAsia"/>
+                <w:rFonts w:asciiTheme="minorHAnsi" w:eastAsiaTheme="minorHAnsi"/>
                 <w:b/>
               </w:rPr>
             </w:pPr>
@@ -928,7 +917,7 @@
               <w:spacing w:line="240" w:lineRule="auto"/>
               <w:jc w:val="center"/>
               <w:rPr>
-                <w:rFonts w:asciiTheme="minorHAnsi" w:eastAsiaTheme="minorHAnsi" w:hint="eastAsia"/>
+                <w:rFonts w:asciiTheme="minorHAnsi" w:eastAsiaTheme="minorHAnsi"/>
                 <w:b/>
               </w:rPr>
             </w:pPr>
@@ -955,6 +944,7 @@
           <w:p>
             <w:pPr>
               <w:pStyle w:val="a3"/>
+              <w:keepNext/>
               <w:wordWrap/>
               <w:spacing w:line="240" w:lineRule="auto"/>
               <w:ind w:firstLineChars="50" w:firstLine="90"/>
@@ -1005,12 +995,49 @@
     </w:tbl>
     <w:p>
       <w:pPr>
-        <w:pStyle w:val="a3"/>
-        <w:spacing w:line="240" w:lineRule="auto"/>
-        <w:rPr>
-          <w:rFonts w:asciiTheme="minorHAnsi" w:eastAsiaTheme="minorHAnsi" w:hint="eastAsia"/>
-        </w:rPr>
-      </w:pPr>
+        <w:pStyle w:val="af0"/>
+        <w:rPr>
+          <w:rFonts w:eastAsiaTheme="minorHAnsi" w:hint="eastAsia"/>
+          <w:b w:val="0"/>
+          <w:bCs w:val="0"/>
+          <w:color w:val="EE0000"/>
+          <w:sz w:val="16"/>
+          <w:szCs w:val="16"/>
+        </w:rPr>
+      </w:pPr>
+      <w:r>
+        <w:rPr>
+          <w:rFonts w:hint="eastAsia"/>
+          <w:b w:val="0"/>
+          <w:bCs w:val="0"/>
+          <w:color w:val="EE0000"/>
+          <w:sz w:val="16"/>
+          <w:szCs w:val="16"/>
+        </w:rPr>
+        <w:t>지도교수는 과학지능정보 융합전공 참여학과 교수</w:t>
+      </w:r>
+      <w:r>
+        <w:rPr>
+          <w:rFonts w:hint="eastAsia"/>
+          <w:b w:val="0"/>
+          <w:bCs w:val="0"/>
+          <w:color w:val="EE0000"/>
+          <w:sz w:val="16"/>
+          <w:szCs w:val="16"/>
+        </w:rPr>
+        <w:t xml:space="preserve">이어야 </w:t>
+      </w:r>
+      <w:r>
+        <w:rPr>
+          <w:rFonts w:hint="eastAsia"/>
+          <w:b w:val="0"/>
+          <w:bCs w:val="0"/>
+          <w:color w:val="EE0000"/>
+          <w:sz w:val="16"/>
+          <w:szCs w:val="16"/>
+        </w:rPr>
+        <w:t>합니다. (물리학과, 수학과, 생물학과, 지리학과)</w:t>
+      </w:r>
     </w:p>
     <w:p>
       <w:pPr>
@@ -1145,7 +1172,7 @@
         <w:pStyle w:val="a3"/>
         <w:wordWrap/>
         <w:rPr>
-          <w:rFonts w:asciiTheme="minorHAnsi" w:eastAsiaTheme="minorHAnsi" w:hint="eastAsia"/>
+          <w:rFonts w:asciiTheme="minorHAnsi" w:eastAsiaTheme="minorHAnsi"/>
           <w:b/>
           <w:bCs/>
         </w:rPr>
@@ -1175,7 +1202,7 @@
         <w:ind w:right="100"/>
         <w:jc w:val="center"/>
         <w:rPr>
-          <w:rFonts w:asciiTheme="minorHAnsi" w:eastAsiaTheme="minorHAnsi" w:hint="eastAsia"/>
+          <w:rFonts w:asciiTheme="minorHAnsi" w:eastAsiaTheme="minorHAnsi"/>
         </w:rPr>
       </w:pPr>
       <w:r>
@@ -1273,7 +1300,7 @@
         <w:wordWrap/>
         <w:jc w:val="left"/>
         <w:rPr>
-          <w:rFonts w:asciiTheme="minorHAnsi" w:eastAsiaTheme="minorHAnsi" w:hint="eastAsia"/>
+          <w:rFonts w:asciiTheme="minorHAnsi" w:eastAsiaTheme="minorHAnsi"/>
           <w:sz w:val="24"/>
         </w:rPr>
       </w:pPr>
@@ -1312,7 +1339,7 @@
 </file>
 
 <file path=word/numbering.xml><?xml version="1.0" encoding="utf-8"?>
-<w:numbering xmlns:wpc="http://schemas.microsoft.com/office/word/2010/wordprocessingCanvas" xmlns:cx="http://schemas.microsoft.com/office/drawing/2014/chartex" xmlns:cx1="http://schemas.microsoft.com/office/drawing/2015/9/8/chartex" xmlns:cx2="http://schemas.microsoft.com/office/drawing/2015/10/21/chartex" xmlns:cx3="http://schemas.microsoft.com/office/drawing/2016/5/9/chartex" xmlns:cx4="http://schemas.microsoft.com/office/drawing/2016/5/10/chartex" xmlns:cx5="http://schemas.microsoft.com/office/drawing/2016/5/11/chartex" xmlns:cx6="http://schemas.microsoft.com/office/drawing/2016/5/12/chartex" xmlns:cx7="http://schemas.microsoft.com/office/drawing/2016/5/13/chartex" xmlns:cx8="http://schemas.microsoft.com/office/drawing/2016/5/14/chartex" xmlns:mc="http://schemas.openxmlformats.org/markup-compatibility/2006" xmlns:m="http://schemas.openxmlformats.org/officeDocument/2006/math" xmlns:aink="http://schemas.microsoft.com/office/drawing/2016/ink" xmlns:am3d="http://schemas.microsoft.com/office/drawing/2017/model3d" xmlns:oel="http://schemas.microsoft.com/office/2019/extlst" xmlns:r="http://schemas.openxmlformats.org/officeDocument/2006/relationships" xmlns:wp14="http://schemas.microsoft.com/office/word/2010/wordprocessingDrawing" xmlns:wp="http://schemas.openxmlformats.org/drawingml/2006/wordprocessingDrawing" xmlns:wpg="http://schemas.microsoft.com/office/word/2010/wordprocessingGroup" xmlns:wpi="http://schemas.microsoft.com/office/word/2010/wordprocessingInk" xmlns:wps="http://schemas.microsoft.com/office/word/2010/wordprocessingShape" xmlns:o="urn:schemas-microsoft-com:office:office" xmlns:v="urn:schemas-microsoft-com:vml" xmlns:w10="urn:schemas-microsoft-com:office:word" xmlns:w="http://schemas.openxmlformats.org/wordprocessingml/2006/main" xmlns:w14="http://schemas.microsoft.com/office/word/2010/wordml" xmlns:w15="http://schemas.microsoft.com/office/word/2012/wordml" xmlns:w16cei="http://schemas.microsoft.com/office/word/2026/wordml/cei" xmlns:w16cex="http://schemas.microsoft.com/office/word/2018/wordml/cex" xmlns:w16cid="http://schemas.microsoft.com/office/word/2016/wordml/cid" xmlns:w16="http://schemas.microsoft.com/office/word/2018/wordml" xmlns:w16sdtdh="http://schemas.microsoft.com/office/word/2020/wordml/sdtdatahash" xmlns:w16sdtfl="http://schemas.microsoft.com/office/word/2024/wordml/sdtformatlock" xmlns:w16se="http://schemas.microsoft.com/office/word/2015/wordml/symex" xmlns:w16du="http://schemas.microsoft.com/office/word/2023/wordml/word16du" xmlns:wne="http://schemas.microsoft.com/office/word/2006/wordml" mc:Ignorable="w14 w15 w16se w16cid w16 w16cex w16sdtdh w16sdtfl w16du wp14">
+<w:numbering xmlns:wpc="http://schemas.microsoft.com/office/word/2010/wordprocessingCanvas" xmlns:cx="http://schemas.microsoft.com/office/drawing/2014/chartex" xmlns:cx1="http://schemas.microsoft.com/office/drawing/2015/9/8/chartex" xmlns:cx2="http://schemas.microsoft.com/office/drawing/2015/10/21/chartex" xmlns:cx3="http://schemas.microsoft.com/office/drawing/2016/5/9/chartex" xmlns:cx4="http://schemas.microsoft.com/office/drawing/2016/5/10/chartex" xmlns:cx5="http://schemas.microsoft.com/office/drawing/2016/5/11/chartex" xmlns:cx6="http://schemas.microsoft.com/office/drawing/2016/5/12/chartex" xmlns:cx7="http://schemas.microsoft.com/office/drawing/2016/5/13/chartex" xmlns:cx8="http://schemas.microsoft.com/office/drawing/2016/5/14/chartex" xmlns:mc="http://schemas.openxmlformats.org/markup-compatibility/2006" xmlns:m="http://schemas.openxmlformats.org/officeDocument/2006/math" xmlns:aink="http://schemas.microsoft.com/office/drawing/2016/ink" xmlns:am3d="http://schemas.microsoft.com/office/drawing/2017/model3d" xmlns:oel="http://schemas.microsoft.com/office/2019/extlst" xmlns:r="http://schemas.openxmlformats.org/officeDocument/2006/relationships" xmlns:wp14="http://schemas.microsoft.com/office/word/2010/wordprocessingDrawing" xmlns:wp="http://schemas.openxmlformats.org/drawingml/2006/wordprocessingDrawing" xmlns:wpg="http://schemas.microsoft.com/office/word/2010/wordprocessingGroup" xmlns:wpi="http://schemas.microsoft.com/office/word/2010/wordprocessingInk" xmlns:wps="http://schemas.microsoft.com/office/word/2010/wordprocessingShape" xmlns:o="urn:schemas-microsoft-com:office:office" xmlns:v="urn:schemas-microsoft-com:vml" xmlns:w10="urn:schemas-microsoft-com:office:word" xmlns:w="http://schemas.openxmlformats.org/wordprocessingml/2006/main" xmlns:w14="http://schemas.microsoft.com/office/word/2010/wordml" xmlns:w15="http://schemas.microsoft.com/office/word/2012/wordml" xmlns:w16cex="http://schemas.microsoft.com/office/word/2018/wordml/cex" xmlns:w16cid="http://schemas.microsoft.com/office/word/2016/wordml/cid" xmlns:w16="http://schemas.microsoft.com/office/word/2018/wordml" xmlns:w16sdtdh="http://schemas.microsoft.com/office/word/2020/wordml/sdtdatahash" xmlns:w16sdtfl="http://schemas.microsoft.com/office/word/2024/wordml/sdtformatlock" xmlns:w16se="http://schemas.microsoft.com/office/word/2015/wordml/symex" xmlns:w16du="http://schemas.microsoft.com/office/word/2023/wordml/word16du" xmlns:wne="http://schemas.microsoft.com/office/word/2006/wordml" mc:Ignorable="w14 w15 w16se w16cid w16 w16cex w16sdtdh w16sdtfl w16du wp14">
   <w:abstractNum w:abstractNumId="0" w15:restartNumberingAfterBreak="0">
     <w:nsid w:val="1C923F89"/>
     <w:multiLevelType w:val="hybridMultilevel"/>
@@ -3208,6 +3235,21 @@
       <w:u w:val="single"/>
     </w:rPr>
   </w:style>
+  <w:style w:type="paragraph" w:styleId="af0">
+    <w:name w:val="caption"/>
+    <w:basedOn w:val="a"/>
+    <w:next w:val="a"/>
+    <w:uiPriority w:val="35"/>
+    <w:unhideWhenUsed/>
+    <w:qFormat/>
+    <w:rsid w:val="00015A89"/>
+    <w:rPr>
+      <w:b/>
+      <w:bCs/>
+      <w:sz w:val="20"/>
+      <w:szCs w:val="20"/>
+    </w:rPr>
+  </w:style>
 </w:styles>
 </file>
 
